--- a/informes-growth/alnylam-2026-10-14/Alnylam - growth - 2026-10-14.docx
+++ b/informes-growth/alnylam-2026-10-14/Alnylam - growth - 2026-10-14.docx
@@ -4114,7 +4114,7 @@
         <w:t xml:space="preserve"> </w:t>
       </w:r>
       <w:r>
-        <w:t xml:space="preserve">(~20 % de la cartera). Lo forman Nu (+19 %), Axon (+36 %), Shopify (+18 %), Snowflake (+13 %) y Samsara (+15 %), con la rentabilidad al precio actual según v11. Liquidez ≈27 EUR: solo cabe sustituir. Alphabet se vende mañana y no cuenta como exposición a IA.</w:t>
+        <w:t xml:space="preserve">(~20 % de la cartera). Lo forman Nu (+19 %), Axon (+36 %), Shopify (+18 %), Snowflake (+13 %) y Samsara (+15 %), con la rentabilidad al precio actual según v11. Liquidez libre casi nula: solo cabe sustituir. Alphabet se vende mañana y no cuenta como exposición a IA.</w:t>
       </w:r>
     </w:p>
     <w:p>
